--- a/Lab 3/Lab 3.docx
+++ b/Lab 3/Lab 3.docx
@@ -1,6 +1,6 @@
 
 <file path=word/document.xml><?xml version="1.0" encoding="utf-8"?>
-<w:document xmlns:wpc="http://schemas.microsoft.com/office/word/2010/wordprocessingCanvas" xmlns:cx="http://schemas.microsoft.com/office/drawing/2014/chartex" xmlns:cx1="http://schemas.microsoft.com/office/drawing/2015/9/8/chartex" xmlns:cx2="http://schemas.microsoft.com/office/drawing/2015/10/21/chartex" xmlns:cx3="http://schemas.microsoft.com/office/drawing/2016/5/9/chartex" xmlns:cx4="http://schemas.microsoft.com/office/drawing/2016/5/10/chartex" xmlns:cx5="http://schemas.microsoft.com/office/drawing/2016/5/11/chartex" xmlns:cx6="http://schemas.microsoft.com/office/drawing/2016/5/12/chartex" xmlns:cx7="http://schemas.microsoft.com/office/drawing/2016/5/13/chartex" xmlns:cx8="http://schemas.microsoft.com/office/drawing/2016/5/14/chartex" xmlns:mc="http://schemas.openxmlformats.org/markup-compatibility/2006" xmlns:aink="http://schemas.microsoft.com/office/drawing/2016/ink" xmlns:am3d="http://schemas.microsoft.com/office/drawing/2017/model3d" xmlns:o="urn:schemas-microsoft-com:office:office" xmlns:oel="http://schemas.microsoft.com/office/2019/extlst" xmlns:r="http://schemas.openxmlformats.org/officeDocument/2006/relationships" xmlns:m="http://schemas.openxmlformats.org/officeDocument/2006/math" xmlns:v="urn:schemas-microsoft-com:vml" xmlns:wp14="http://schemas.microsoft.com/office/word/2010/wordprocessingDrawing" xmlns:wp="http://schemas.openxmlformats.org/drawingml/2006/wordprocessingDrawing" xmlns:w10="urn:schemas-microsoft-com:office:word" xmlns:w="http://schemas.openxmlformats.org/wordprocessingml/2006/main" xmlns:w14="http://schemas.microsoft.com/office/word/2010/wordml" xmlns:w15="http://schemas.microsoft.com/office/word/2012/wordml" xmlns:w16cex="http://schemas.microsoft.com/office/word/2018/wordml/cex" xmlns:w16cid="http://schemas.microsoft.com/office/word/2016/wordml/cid" xmlns:w16="http://schemas.microsoft.com/office/word/2018/wordml" xmlns:w16sdtdh="http://schemas.microsoft.com/office/word/2020/wordml/sdtdatahash" xmlns:w16se="http://schemas.microsoft.com/office/word/2015/wordml/symex" xmlns:wpg="http://schemas.microsoft.com/office/word/2010/wordprocessingGroup" xmlns:wpi="http://schemas.microsoft.com/office/word/2010/wordprocessingInk" xmlns:wne="http://schemas.microsoft.com/office/word/2006/wordml" xmlns:wps="http://schemas.microsoft.com/office/word/2010/wordprocessingShape" mc:Ignorable="w14 w15 w16se w16cid w16 w16cex w16sdtdh wp14">
+<w:document xmlns:wpc="http://schemas.microsoft.com/office/word/2010/wordprocessingCanvas" xmlns:cx="http://schemas.microsoft.com/office/drawing/2014/chartex" xmlns:cx1="http://schemas.microsoft.com/office/drawing/2015/9/8/chartex" xmlns:cx2="http://schemas.microsoft.com/office/drawing/2015/10/21/chartex" xmlns:cx3="http://schemas.microsoft.com/office/drawing/2016/5/9/chartex" xmlns:cx4="http://schemas.microsoft.com/office/drawing/2016/5/10/chartex" xmlns:cx5="http://schemas.microsoft.com/office/drawing/2016/5/11/chartex" xmlns:cx6="http://schemas.microsoft.com/office/drawing/2016/5/12/chartex" xmlns:cx7="http://schemas.microsoft.com/office/drawing/2016/5/13/chartex" xmlns:cx8="http://schemas.microsoft.com/office/drawing/2016/5/14/chartex" xmlns:mc="http://schemas.openxmlformats.org/markup-compatibility/2006" xmlns:aink="http://schemas.microsoft.com/office/drawing/2016/ink" xmlns:am3d="http://schemas.microsoft.com/office/drawing/2017/model3d" xmlns:o="urn:schemas-microsoft-com:office:office" xmlns:oel="http://schemas.microsoft.com/office/2019/extlst" xmlns:r="http://schemas.openxmlformats.org/officeDocument/2006/relationships" xmlns:m="http://schemas.openxmlformats.org/officeDocument/2006/math" xmlns:v="urn:schemas-microsoft-com:vml" xmlns:wp14="http://schemas.microsoft.com/office/word/2010/wordprocessingDrawing" xmlns:wp="http://schemas.openxmlformats.org/drawingml/2006/wordprocessingDrawing" xmlns:w10="urn:schemas-microsoft-com:office:word" xmlns:w="http://schemas.openxmlformats.org/wordprocessingml/2006/main" xmlns:w14="http://schemas.microsoft.com/office/word/2010/wordml" xmlns:w15="http://schemas.microsoft.com/office/word/2012/wordml" xmlns:w16cex="http://schemas.microsoft.com/office/word/2018/wordml/cex" xmlns:w16cid="http://schemas.microsoft.com/office/word/2016/wordml/cid" xmlns:w16="http://schemas.microsoft.com/office/word/2018/wordml" xmlns:w16du="http://schemas.microsoft.com/office/word/2023/wordml/word16du" xmlns:w16sdtdh="http://schemas.microsoft.com/office/word/2020/wordml/sdtdatahash" xmlns:w16sdtfl="http://schemas.microsoft.com/office/word/2024/wordml/sdtformatlock" xmlns:w16se="http://schemas.microsoft.com/office/word/2015/wordml/symex" xmlns:wpg="http://schemas.microsoft.com/office/word/2010/wordprocessingGroup" xmlns:wpi="http://schemas.microsoft.com/office/word/2010/wordprocessingInk" xmlns:wne="http://schemas.microsoft.com/office/word/2006/wordml" xmlns:wps="http://schemas.microsoft.com/office/word/2010/wordprocessingShape" mc:Ignorable="w14 w15 w16se w16cid w16 w16cex w16sdtdh w16sdtfl w16du wp14">
   <w:body>
     <w:p>
       <w:pPr>
@@ -34,9 +34,15 @@
           <w:ilvl w:val="0"/>
           <w:numId w:val="1"/>
         </w:numPr>
+        <w:rPr>
+          <w:color w:val="00B050"/>
+        </w:rPr>
       </w:pPr>
       <w:bookmarkStart w:id="0" w:name="_Hlk83807784"/>
       <w:r>
+        <w:rPr>
+          <w:color w:val="00B050"/>
+        </w:rPr>
         <w:t>Has an output field that represents the numbers input or the answer</w:t>
       </w:r>
     </w:p>
@@ -47,14 +53,26 @@
           <w:ilvl w:val="0"/>
           <w:numId w:val="1"/>
         </w:numPr>
-      </w:pPr>
-      <w:r>
+        <w:rPr>
+          <w:color w:val="00B050"/>
+        </w:rPr>
+      </w:pPr>
+      <w:r>
+        <w:rPr>
+          <w:color w:val="00B050"/>
+        </w:rPr>
         <w:t xml:space="preserve">Has </w:t>
       </w:r>
       <w:r>
+        <w:rPr>
+          <w:color w:val="00B050"/>
+        </w:rPr>
         <w:t xml:space="preserve">number </w:t>
       </w:r>
       <w:r>
+        <w:rPr>
+          <w:color w:val="00B050"/>
+        </w:rPr>
         <w:t>buttons representing all numbers (0-9)</w:t>
       </w:r>
     </w:p>
@@ -66,35 +84,51 @@
           <w:ilvl w:val="0"/>
           <w:numId w:val="1"/>
         </w:numPr>
-      </w:pPr>
-      <w:r>
+        <w:rPr>
+          <w:color w:val="00B050"/>
+        </w:rPr>
+      </w:pPr>
+      <w:r>
+        <w:rPr>
+          <w:color w:val="00B050"/>
+        </w:rPr>
         <w:t xml:space="preserve">Has a </w:t>
       </w:r>
       <w:r>
+        <w:rPr>
+          <w:color w:val="00B050"/>
+        </w:rPr>
         <w:t xml:space="preserve">decimal (.) </w:t>
       </w:r>
       <w:r>
+        <w:rPr>
+          <w:color w:val="00B050"/>
+        </w:rPr>
         <w:t xml:space="preserve">button </w:t>
       </w:r>
       <w:r>
+        <w:rPr>
+          <w:color w:val="00B050"/>
+        </w:rPr>
         <w:t xml:space="preserve">to make decimals </w:t>
       </w:r>
       <w:r>
+        <w:rPr>
+          <w:color w:val="00B050"/>
+        </w:rPr>
         <w:t>that can only be used once</w:t>
       </w:r>
       <w:r>
+        <w:rPr>
+          <w:color w:val="00B050"/>
+        </w:rPr>
         <w:t xml:space="preserve"> </w:t>
       </w:r>
       <w:r>
-        <w:t>(</w:t>
-      </w:r>
-      <w:proofErr w:type="gramStart"/>
-      <w:r>
-        <w:t>e.g.</w:t>
-      </w:r>
-      <w:proofErr w:type="gramEnd"/>
-      <w:r>
-        <w:t xml:space="preserve"> 3.5 – OK, 4.5.6 – not OK)</w:t>
+        <w:rPr>
+          <w:color w:val="00B050"/>
+        </w:rPr>
+        <w:t>(e.g. 3.5 – OK, 4.5.6 – not OK)</w:t>
       </w:r>
     </w:p>
     <w:p>
@@ -104,29 +138,56 @@
           <w:ilvl w:val="0"/>
           <w:numId w:val="1"/>
         </w:numPr>
-      </w:pPr>
-      <w:r>
+        <w:rPr>
+          <w:color w:val="00B050"/>
+        </w:rPr>
+      </w:pPr>
+      <w:r>
+        <w:rPr>
+          <w:color w:val="00B050"/>
+        </w:rPr>
         <w:t>Ha</w:t>
       </w:r>
       <w:r>
+        <w:rPr>
+          <w:color w:val="00B050"/>
+        </w:rPr>
         <w:t>s</w:t>
       </w:r>
       <w:r>
+        <w:rPr>
+          <w:color w:val="00B050"/>
+        </w:rPr>
         <w:t xml:space="preserve"> </w:t>
       </w:r>
       <w:r>
+        <w:rPr>
+          <w:color w:val="00B050"/>
+        </w:rPr>
         <w:t xml:space="preserve">arithmetic </w:t>
       </w:r>
       <w:r>
+        <w:rPr>
+          <w:color w:val="00B050"/>
+        </w:rPr>
         <w:t xml:space="preserve">action </w:t>
       </w:r>
       <w:r>
+        <w:rPr>
+          <w:color w:val="00B050"/>
+        </w:rPr>
         <w:t xml:space="preserve">buttons for addition, subtraction, </w:t>
       </w:r>
       <w:r>
+        <w:rPr>
+          <w:color w:val="00B050"/>
+        </w:rPr>
         <w:t>multiplication,</w:t>
       </w:r>
       <w:r>
+        <w:rPr>
+          <w:color w:val="00B050"/>
+        </w:rPr>
         <w:t xml:space="preserve"> and division</w:t>
       </w:r>
     </w:p>
@@ -137,51 +198,88 @@
           <w:ilvl w:val="0"/>
           <w:numId w:val="1"/>
         </w:numPr>
-      </w:pPr>
-      <w:r>
+        <w:rPr>
+          <w:color w:val="00B050"/>
+        </w:rPr>
+      </w:pPr>
+      <w:r>
+        <w:rPr>
+          <w:color w:val="00B050"/>
+        </w:rPr>
         <w:t xml:space="preserve">Has an equals button that </w:t>
       </w:r>
       <w:r>
+        <w:rPr>
+          <w:color w:val="00B050"/>
+        </w:rPr>
         <w:t>outputs the result from</w:t>
       </w:r>
       <w:r>
+        <w:rPr>
+          <w:color w:val="00B050"/>
+        </w:rPr>
         <w:t xml:space="preserve"> </w:t>
       </w:r>
       <w:r>
+        <w:rPr>
+          <w:color w:val="00B050"/>
+        </w:rPr>
         <w:t>the calculation of the</w:t>
       </w:r>
       <w:r>
+        <w:rPr>
+          <w:color w:val="00B050"/>
+        </w:rPr>
         <w:t xml:space="preserve"> </w:t>
       </w:r>
       <w:r>
+        <w:rPr>
+          <w:color w:val="00B050"/>
+        </w:rPr>
         <w:t xml:space="preserve">first and second </w:t>
       </w:r>
       <w:r>
+        <w:rPr>
+          <w:color w:val="00B050"/>
+        </w:rPr>
         <w:t>numbers</w:t>
       </w:r>
       <w:r>
+        <w:rPr>
+          <w:color w:val="00B050"/>
+        </w:rPr>
         <w:t xml:space="preserve"> </w:t>
       </w:r>
       <w:r>
+        <w:rPr>
+          <w:color w:val="00B050"/>
+        </w:rPr>
         <w:t xml:space="preserve">input </w:t>
       </w:r>
       <w:r>
+        <w:rPr>
+          <w:color w:val="00B050"/>
+        </w:rPr>
         <w:t xml:space="preserve">and the </w:t>
       </w:r>
       <w:r>
+        <w:rPr>
+          <w:color w:val="00B050"/>
+        </w:rPr>
         <w:t xml:space="preserve">arithmetic </w:t>
       </w:r>
       <w:r>
+        <w:rPr>
+          <w:color w:val="00B050"/>
+        </w:rPr>
         <w:t>action</w:t>
       </w:r>
       <w:r>
-        <w:t xml:space="preserve"> </w:t>
-      </w:r>
-      <w:proofErr w:type="gramStart"/>
-      <w:r>
-        <w:t>clicked</w:t>
-      </w:r>
-      <w:proofErr w:type="gramEnd"/>
+        <w:rPr>
+          <w:color w:val="00B050"/>
+        </w:rPr>
+        <w:t xml:space="preserve"> clicked</w:t>
+      </w:r>
     </w:p>
     <w:p>
       <w:pPr>
@@ -190,26 +288,50 @@
           <w:ilvl w:val="0"/>
           <w:numId w:val="1"/>
         </w:numPr>
-      </w:pPr>
-      <w:r>
+        <w:rPr>
+          <w:color w:val="00B050"/>
+        </w:rPr>
+      </w:pPr>
+      <w:r>
+        <w:rPr>
+          <w:color w:val="00B050"/>
+        </w:rPr>
         <w:t>Ha</w:t>
       </w:r>
       <w:r>
+        <w:rPr>
+          <w:color w:val="00B050"/>
+        </w:rPr>
         <w:t>s</w:t>
       </w:r>
       <w:r>
+        <w:rPr>
+          <w:color w:val="00B050"/>
+        </w:rPr>
         <w:t xml:space="preserve"> a clear button that clears the</w:t>
       </w:r>
       <w:r>
+        <w:rPr>
+          <w:color w:val="00B050"/>
+        </w:rPr>
         <w:t xml:space="preserve"> inputs, </w:t>
       </w:r>
       <w:r>
+        <w:rPr>
+          <w:color w:val="00B050"/>
+        </w:rPr>
         <w:t xml:space="preserve">arithmetic </w:t>
       </w:r>
       <w:r>
+        <w:rPr>
+          <w:color w:val="00B050"/>
+        </w:rPr>
         <w:t>actions, and output</w:t>
       </w:r>
       <w:r>
+        <w:rPr>
+          <w:color w:val="00B050"/>
+        </w:rPr>
         <w:t xml:space="preserve"> field</w:t>
       </w:r>
     </w:p>
@@ -225,35 +347,68 @@
           <w:ilvl w:val="0"/>
           <w:numId w:val="2"/>
         </w:numPr>
-      </w:pPr>
-      <w:r>
+        <w:rPr>
+          <w:color w:val="00B050"/>
+        </w:rPr>
+      </w:pPr>
+      <w:r>
+        <w:rPr>
+          <w:color w:val="00B050"/>
+        </w:rPr>
         <w:t>The numbers</w:t>
       </w:r>
       <w:r>
+        <w:rPr>
+          <w:color w:val="00B050"/>
+        </w:rPr>
         <w:t xml:space="preserve"> </w:t>
       </w:r>
       <w:r>
+        <w:rPr>
+          <w:color w:val="00B050"/>
+        </w:rPr>
         <w:t>clicked</w:t>
       </w:r>
       <w:r>
+        <w:rPr>
+          <w:color w:val="00B050"/>
+        </w:rPr>
         <w:t xml:space="preserve"> from the number buttons</w:t>
       </w:r>
       <w:r>
+        <w:rPr>
+          <w:color w:val="00B050"/>
+        </w:rPr>
         <w:t xml:space="preserve"> should </w:t>
       </w:r>
       <w:r>
+        <w:rPr>
+          <w:color w:val="00B050"/>
+        </w:rPr>
         <w:t xml:space="preserve">be </w:t>
       </w:r>
       <w:r>
+        <w:rPr>
+          <w:color w:val="00B050"/>
+        </w:rPr>
         <w:t xml:space="preserve">appended to the </w:t>
       </w:r>
       <w:r>
+        <w:rPr>
+          <w:color w:val="00B050"/>
+        </w:rPr>
         <w:t xml:space="preserve">numbers in the </w:t>
       </w:r>
       <w:r>
+        <w:rPr>
+          <w:color w:val="00B050"/>
+        </w:rPr>
         <w:t xml:space="preserve">output field until </w:t>
       </w:r>
       <w:r>
+        <w:rPr>
+          <w:color w:val="00B050"/>
+        </w:rPr>
         <w:t>an arithmetic action button is pressed. Once an arithmetic action is pressed, a new number can be input.</w:t>
       </w:r>
     </w:p>
@@ -264,35 +419,68 @@
           <w:ilvl w:val="0"/>
           <w:numId w:val="2"/>
         </w:numPr>
-      </w:pPr>
-      <w:r>
+        <w:rPr>
+          <w:color w:val="00B050"/>
+        </w:rPr>
+      </w:pPr>
+      <w:r>
+        <w:rPr>
+          <w:color w:val="00B050"/>
+        </w:rPr>
         <w:t>The arithmetic action</w:t>
       </w:r>
       <w:r>
+        <w:rPr>
+          <w:color w:val="00B050"/>
+        </w:rPr>
         <w:t xml:space="preserve"> button</w:t>
       </w:r>
       <w:r>
+        <w:rPr>
+          <w:color w:val="00B050"/>
+        </w:rPr>
         <w:t xml:space="preserve"> should be highlighted after it is clicked </w:t>
       </w:r>
       <w:r>
+        <w:rPr>
+          <w:color w:val="00B050"/>
+        </w:rPr>
         <w:t xml:space="preserve">to show what operation is occurring. </w:t>
       </w:r>
       <w:r>
+        <w:rPr>
+          <w:color w:val="00B050"/>
+        </w:rPr>
         <w:t xml:space="preserve">The button </w:t>
       </w:r>
       <w:r>
+        <w:rPr>
+          <w:color w:val="00B050"/>
+        </w:rPr>
         <w:t xml:space="preserve">stays highlighted </w:t>
       </w:r>
       <w:r>
+        <w:rPr>
+          <w:color w:val="00B050"/>
+        </w:rPr>
         <w:t xml:space="preserve">until another number is input, another arithmetic action </w:t>
       </w:r>
       <w:r>
+        <w:rPr>
+          <w:color w:val="00B050"/>
+        </w:rPr>
         <w:t xml:space="preserve">button </w:t>
       </w:r>
       <w:r>
+        <w:rPr>
+          <w:color w:val="00B050"/>
+        </w:rPr>
         <w:t>is pressed, or the equals or clear buttons are pressed</w:t>
       </w:r>
       <w:r>
+        <w:rPr>
+          <w:color w:val="00B050"/>
+        </w:rPr>
         <w:t>.</w:t>
       </w:r>
     </w:p>
@@ -303,22 +491,26 @@
           <w:ilvl w:val="0"/>
           <w:numId w:val="2"/>
         </w:numPr>
-      </w:pPr>
-      <w:r>
+        <w:rPr>
+          <w:color w:val="00B050"/>
+        </w:rPr>
+      </w:pPr>
+      <w:r>
+        <w:rPr>
+          <w:color w:val="00B050"/>
+        </w:rPr>
         <w:t xml:space="preserve">When the equals button is pressed a second time, it performs the last action </w:t>
       </w:r>
       <w:r>
-        <w:t>with the answer being the first number input (</w:t>
-      </w:r>
-      <w:proofErr w:type="gramStart"/>
-      <w:r>
-        <w:t>e.g.</w:t>
-      </w:r>
-      <w:proofErr w:type="gramEnd"/>
-      <w:r>
-        <w:t xml:space="preserve"> 2+4 click equals -&gt; 6, click equals again equates to 6+4 -&gt; 10, click equals again equates to 10+4 -&gt; 14</w:t>
-      </w:r>
-      <w:r>
+        <w:rPr>
+          <w:color w:val="00B050"/>
+        </w:rPr>
+        <w:t>with the answer being the first number input (e.g. 2+4 click equals -&gt; 6, click equals again equates to 6+4 -&gt; 10, click equals again equates to 10+4 -&gt; 14</w:t>
+      </w:r>
+      <w:r>
+        <w:rPr>
+          <w:color w:val="00B050"/>
+        </w:rPr>
         <w:t>)</w:t>
       </w:r>
     </w:p>
@@ -479,7 +671,7 @@
 </file>
 
 <file path=word/numbering.xml><?xml version="1.0" encoding="utf-8"?>
-<w:numbering xmlns:wpc="http://schemas.microsoft.com/office/word/2010/wordprocessingCanvas" xmlns:cx="http://schemas.microsoft.com/office/drawing/2014/chartex" xmlns:cx1="http://schemas.microsoft.com/office/drawing/2015/9/8/chartex" xmlns:cx2="http://schemas.microsoft.com/office/drawing/2015/10/21/chartex" xmlns:cx3="http://schemas.microsoft.com/office/drawing/2016/5/9/chartex" xmlns:cx4="http://schemas.microsoft.com/office/drawing/2016/5/10/chartex" xmlns:cx5="http://schemas.microsoft.com/office/drawing/2016/5/11/chartex" xmlns:cx6="http://schemas.microsoft.com/office/drawing/2016/5/12/chartex" xmlns:cx7="http://schemas.microsoft.com/office/drawing/2016/5/13/chartex" xmlns:cx8="http://schemas.microsoft.com/office/drawing/2016/5/14/chartex" xmlns:mc="http://schemas.openxmlformats.org/markup-compatibility/2006" xmlns:aink="http://schemas.microsoft.com/office/drawing/2016/ink" xmlns:am3d="http://schemas.microsoft.com/office/drawing/2017/model3d" xmlns:o="urn:schemas-microsoft-com:office:office" xmlns:oel="http://schemas.microsoft.com/office/2019/extlst" xmlns:r="http://schemas.openxmlformats.org/officeDocument/2006/relationships" xmlns:m="http://schemas.openxmlformats.org/officeDocument/2006/math" xmlns:v="urn:schemas-microsoft-com:vml" xmlns:wp14="http://schemas.microsoft.com/office/word/2010/wordprocessingDrawing" xmlns:wp="http://schemas.openxmlformats.org/drawingml/2006/wordprocessingDrawing" xmlns:w10="urn:schemas-microsoft-com:office:word" xmlns:w="http://schemas.openxmlformats.org/wordprocessingml/2006/main" xmlns:w14="http://schemas.microsoft.com/office/word/2010/wordml" xmlns:w15="http://schemas.microsoft.com/office/word/2012/wordml" xmlns:w16cex="http://schemas.microsoft.com/office/word/2018/wordml/cex" xmlns:w16cid="http://schemas.microsoft.com/office/word/2016/wordml/cid" xmlns:w16="http://schemas.microsoft.com/office/word/2018/wordml" xmlns:w16sdtdh="http://schemas.microsoft.com/office/word/2020/wordml/sdtdatahash" xmlns:w16se="http://schemas.microsoft.com/office/word/2015/wordml/symex" xmlns:wpg="http://schemas.microsoft.com/office/word/2010/wordprocessingGroup" xmlns:wpi="http://schemas.microsoft.com/office/word/2010/wordprocessingInk" xmlns:wne="http://schemas.microsoft.com/office/word/2006/wordml" xmlns:wps="http://schemas.microsoft.com/office/word/2010/wordprocessingShape" mc:Ignorable="w14 w15 w16se w16cid w16 w16cex w16sdtdh wp14">
+<w:numbering xmlns:wpc="http://schemas.microsoft.com/office/word/2010/wordprocessingCanvas" xmlns:cx="http://schemas.microsoft.com/office/drawing/2014/chartex" xmlns:cx1="http://schemas.microsoft.com/office/drawing/2015/9/8/chartex" xmlns:cx2="http://schemas.microsoft.com/office/drawing/2015/10/21/chartex" xmlns:cx3="http://schemas.microsoft.com/office/drawing/2016/5/9/chartex" xmlns:cx4="http://schemas.microsoft.com/office/drawing/2016/5/10/chartex" xmlns:cx5="http://schemas.microsoft.com/office/drawing/2016/5/11/chartex" xmlns:cx6="http://schemas.microsoft.com/office/drawing/2016/5/12/chartex" xmlns:cx7="http://schemas.microsoft.com/office/drawing/2016/5/13/chartex" xmlns:cx8="http://schemas.microsoft.com/office/drawing/2016/5/14/chartex" xmlns:mc="http://schemas.openxmlformats.org/markup-compatibility/2006" xmlns:aink="http://schemas.microsoft.com/office/drawing/2016/ink" xmlns:am3d="http://schemas.microsoft.com/office/drawing/2017/model3d" xmlns:o="urn:schemas-microsoft-com:office:office" xmlns:oel="http://schemas.microsoft.com/office/2019/extlst" xmlns:r="http://schemas.openxmlformats.org/officeDocument/2006/relationships" xmlns:m="http://schemas.openxmlformats.org/officeDocument/2006/math" xmlns:v="urn:schemas-microsoft-com:vml" xmlns:wp14="http://schemas.microsoft.com/office/word/2010/wordprocessingDrawing" xmlns:wp="http://schemas.openxmlformats.org/drawingml/2006/wordprocessingDrawing" xmlns:w10="urn:schemas-microsoft-com:office:word" xmlns:w="http://schemas.openxmlformats.org/wordprocessingml/2006/main" xmlns:w14="http://schemas.microsoft.com/office/word/2010/wordml" xmlns:w15="http://schemas.microsoft.com/office/word/2012/wordml" xmlns:w16cex="http://schemas.microsoft.com/office/word/2018/wordml/cex" xmlns:w16cid="http://schemas.microsoft.com/office/word/2016/wordml/cid" xmlns:w16="http://schemas.microsoft.com/office/word/2018/wordml" xmlns:w16du="http://schemas.microsoft.com/office/word/2023/wordml/word16du" xmlns:w16sdtdh="http://schemas.microsoft.com/office/word/2020/wordml/sdtdatahash" xmlns:w16sdtfl="http://schemas.microsoft.com/office/word/2024/wordml/sdtformatlock" xmlns:w16se="http://schemas.microsoft.com/office/word/2015/wordml/symex" xmlns:wpg="http://schemas.microsoft.com/office/word/2010/wordprocessingGroup" xmlns:wpi="http://schemas.microsoft.com/office/word/2010/wordprocessingInk" xmlns:wne="http://schemas.microsoft.com/office/word/2006/wordml" xmlns:wps="http://schemas.microsoft.com/office/word/2010/wordprocessingShape" mc:Ignorable="w14 w15 w16se w16cid w16 w16cex w16sdtdh w16sdtfl w16du wp14">
   <w:abstractNum w:abstractNumId="0" w15:restartNumberingAfterBreak="0">
     <w:nsid w:val="23D00D0D"/>
     <w:multiLevelType w:val="hybridMultilevel"/>
@@ -662,7 +854,7 @@
 </file>
 
 <file path=word/styles.xml><?xml version="1.0" encoding="utf-8"?>
-<w:styles xmlns:mc="http://schemas.openxmlformats.org/markup-compatibility/2006" xmlns:r="http://schemas.openxmlformats.org/officeDocument/2006/relationships" xmlns:w="http://schemas.openxmlformats.org/wordprocessingml/2006/main" xmlns:w14="http://schemas.microsoft.com/office/word/2010/wordml" xmlns:w15="http://schemas.microsoft.com/office/word/2012/wordml" xmlns:w16cex="http://schemas.microsoft.com/office/word/2018/wordml/cex" xmlns:w16cid="http://schemas.microsoft.com/office/word/2016/wordml/cid" xmlns:w16="http://schemas.microsoft.com/office/word/2018/wordml" xmlns:w16sdtdh="http://schemas.microsoft.com/office/word/2020/wordml/sdtdatahash" xmlns:w16se="http://schemas.microsoft.com/office/word/2015/wordml/symex" mc:Ignorable="w14 w15 w16se w16cid w16 w16cex w16sdtdh">
+<w:styles xmlns:mc="http://schemas.openxmlformats.org/markup-compatibility/2006" xmlns:r="http://schemas.openxmlformats.org/officeDocument/2006/relationships" xmlns:w="http://schemas.openxmlformats.org/wordprocessingml/2006/main" xmlns:w14="http://schemas.microsoft.com/office/word/2010/wordml" xmlns:w15="http://schemas.microsoft.com/office/word/2012/wordml" xmlns:w16cex="http://schemas.microsoft.com/office/word/2018/wordml/cex" xmlns:w16cid="http://schemas.microsoft.com/office/word/2016/wordml/cid" xmlns:w16="http://schemas.microsoft.com/office/word/2018/wordml" xmlns:w16du="http://schemas.microsoft.com/office/word/2023/wordml/word16du" xmlns:w16sdtdh="http://schemas.microsoft.com/office/word/2020/wordml/sdtdatahash" xmlns:w16sdtfl="http://schemas.microsoft.com/office/word/2024/wordml/sdtformatlock" xmlns:w16se="http://schemas.microsoft.com/office/word/2015/wordml/symex" mc:Ignorable="w14 w15 w16se w16cid w16 w16cex w16sdtdh w16sdtfl w16du">
   <w:docDefaults>
     <w:rPrDefault>
       <w:rPr>
